--- a/tools/surface-emit/content-sot/use-cases/initial-care-plan-meal-plan/rendered-sop.docx
+++ b/tools/surface-emit/content-sot/use-cases/initial-care-plan-meal-plan/rendered-sop.docx
@@ -12,7 +12,7 @@
     </w:p>
     <w:p>
       <w:pPr>
-        <w:pStyle w:val="callout-warning"/>
+        <w:pStyle w:val="alert-warning"/>
       </w:pPr>
       <w:r>
         <w:rPr>
@@ -42,7 +42,7 @@
     </w:p>
     <w:p>
       <w:pPr>
-        <w:pStyle w:val="callout-warning"/>
+        <w:pStyle w:val="alert-warning"/>
       </w:pPr>
       <w:r>
         <w:rPr>
@@ -208,7 +208,7 @@
     </w:p>
     <w:p>
       <w:pPr>
-        <w:pStyle w:val="callout-warning"/>
+        <w:pStyle w:val="alert-warning"/>
         <w:numPr>
           <w:ilvl w:val="0"/>
           <w:numId w:val="1000"/>
@@ -251,7 +251,7 @@
     </w:p>
     <w:p>
       <w:pPr>
-        <w:pStyle w:val="callout-warning"/>
+        <w:pStyle w:val="alert-warning"/>
         <w:numPr>
           <w:ilvl w:val="0"/>
           <w:numId w:val="1000"/>
@@ -341,7 +341,7 @@
     </w:p>
     <w:p>
       <w:pPr>
-        <w:pStyle w:val="callout-error"/>
+        <w:pStyle w:val="alert-error"/>
         <w:numPr>
           <w:ilvl w:val="0"/>
           <w:numId w:val="1000"/>
@@ -426,62 +426,92 @@
         <w:t xml:space="preserve">Combined artifact — what governs the participant</w:t>
       </w:r>
     </w:p>
-    <w:p>
-      <w:pPr>
-        <w:pStyle w:val="card-title"/>
-      </w:pPr>
-      <w:r>
-        <w:t xml:space="preserve">Combined care-plan-and-meal-plan artifact (resolved 2026-06-02 per Vanessa)</w:t>
-      </w:r>
-    </w:p>
-    <w:p>
-      <w:pPr>
-        <w:pStyle w:val="Compact"/>
-        <w:numPr>
-          <w:ilvl w:val="0"/>
-          <w:numId w:val="1002"/>
-        </w:numPr>
-      </w:pPr>
-      <w:r>
-        <w:t xml:space="preserve">One combined artifact (supersedes the two-distinct-artifacts framing in SoP body v0.1)</w:t>
-      </w:r>
-    </w:p>
-    <w:p>
-      <w:pPr>
-        <w:pStyle w:val="Compact"/>
-        <w:numPr>
-          <w:ilvl w:val="0"/>
-          <w:numId w:val="1002"/>
-        </w:numPr>
-      </w:pPr>
-      <w:r>
-        <w:t xml:space="preserve">Built in Cena (system of record for patient-experience data), not Athena</w:t>
-      </w:r>
-    </w:p>
-    <w:p>
-      <w:pPr>
-        <w:pStyle w:val="Compact"/>
-        <w:numPr>
-          <w:ilvl w:val="0"/>
-          <w:numId w:val="1002"/>
-        </w:numPr>
-      </w:pPr>
-      <w:r>
-        <w:t xml:space="preserve">Versioned (every approved revision creates a new version with chain-of-custody)</w:t>
-      </w:r>
-    </w:p>
-    <w:p>
-      <w:pPr>
-        <w:pStyle w:val="Compact"/>
-        <w:numPr>
-          <w:ilvl w:val="0"/>
-          <w:numId w:val="1002"/>
-        </w:numPr>
-      </w:pPr>
-      <w:r>
-        <w:t xml:space="preserve">Governs participant nutrition goals, counseling structure, and meal prescription for the duration of the pilot</w:t>
-      </w:r>
-    </w:p>
+    <w:tbl>
+      <w:tblPr>
+        <w:tblW w:w="5000" w:type="pct"/>
+        <w:tblBorders>
+          <w:top w:val="nil"/>
+          <w:bottom w:val="nil"/>
+          <w:left w:val="nil"/>
+          <w:right w:val="nil"/>
+          <w:insideH w:val="nil"/>
+          <w:insideV w:val="nil"/>
+        </w:tblBorders>
+        <w:tblCellMar>
+          <w:top w:w="160" w:type="dxa"/>
+          <w:bottom w:w="160" w:type="dxa"/>
+          <w:left w:w="200" w:type="dxa"/>
+          <w:right w:w="200" w:type="dxa"/>
+        </w:tblCellMar>
+      </w:tblPr>
+      <w:tr>
+        <w:trPr>
+          <w:cantSplit w:val="true"/>
+        </w:trPr>
+        <w:tc>
+          <w:tcPr>
+            <w:tcW w:w="5000" w:type="pct"/>
+            <w:shd w:val="clear" w:color="auto" w:fill="f8f4ec"/>
+          </w:tcPr>
+          <w:p>
+            <w:pPr>
+              <w:pStyle w:val="card-title"/>
+            </w:pPr>
+            <w:r>
+              <w:t xml:space="preserve">Combined care-plan-and-meal-plan artifact (resolved 2026-06-02 per Vanessa)</w:t>
+            </w:r>
+          </w:p>
+          <w:p>
+            <w:pPr>
+              <w:pStyle w:val="Compact"/>
+              <w:numPr>
+                <w:ilvl w:val="0"/>
+                <w:numId w:val="1002"/>
+              </w:numPr>
+            </w:pPr>
+            <w:r>
+              <w:t xml:space="preserve">One combined artifact (supersedes the two-distinct-artifacts framing in SoP body v0.1)</w:t>
+            </w:r>
+          </w:p>
+          <w:p>
+            <w:pPr>
+              <w:pStyle w:val="Compact"/>
+              <w:numPr>
+                <w:ilvl w:val="0"/>
+                <w:numId w:val="1002"/>
+              </w:numPr>
+            </w:pPr>
+            <w:r>
+              <w:t xml:space="preserve">Built in Cena (system of record for patient-experience data), not Athena</w:t>
+            </w:r>
+          </w:p>
+          <w:p>
+            <w:pPr>
+              <w:pStyle w:val="Compact"/>
+              <w:numPr>
+                <w:ilvl w:val="0"/>
+                <w:numId w:val="1002"/>
+              </w:numPr>
+            </w:pPr>
+            <w:r>
+              <w:t xml:space="preserve">Versioned (every approved revision creates a new version with chain-of-custody)</w:t>
+            </w:r>
+          </w:p>
+          <w:p>
+            <w:pPr>
+              <w:pStyle w:val="Compact"/>
+              <w:numPr>
+                <w:ilvl w:val="0"/>
+                <w:numId w:val="1002"/>
+              </w:numPr>
+            </w:pPr>
+            <w:r>
+              <w:t xml:space="preserve">Governs participant nutrition goals, counseling structure, and meal prescription for the duration of the pilot</w:t>
+            </w:r>
+          </w:p>
+        </w:tc>
+      </w:tr>
+    </w:tbl>
     <w:p>
       <w:pPr>
         <w:pStyle w:val="Heading2"/>
@@ -490,74 +520,104 @@
         <w:t xml:space="preserve">Evidence package — what the RDN sees at approval</w:t>
       </w:r>
     </w:p>
-    <w:p>
-      <w:pPr>
-        <w:pStyle w:val="card-title"/>
-      </w:pPr>
-      <w:r>
-        <w:t xml:space="preserve">Evidence package presented to the RDN at the approval gate</w:t>
-      </w:r>
-    </w:p>
-    <w:p>
-      <w:pPr>
-        <w:pStyle w:val="Compact"/>
-        <w:numPr>
-          <w:ilvl w:val="0"/>
-          <w:numId w:val="1003"/>
-        </w:numPr>
-      </w:pPr>
-      <w:r>
-        <w:t xml:space="preserve">Completed combined-care-plan-and-meal-plan draft (the artifact under review)</w:t>
-      </w:r>
-    </w:p>
-    <w:p>
-      <w:pPr>
-        <w:pStyle w:val="Compact"/>
-        <w:numPr>
-          <w:ilvl w:val="0"/>
-          <w:numId w:val="1003"/>
-        </w:numPr>
-      </w:pPr>
-      <w:r>
-        <w:t xml:space="preserve">Baseline assessment battery results — snapshot used for authoring</w:t>
-      </w:r>
-    </w:p>
-    <w:p>
-      <w:pPr>
-        <w:pStyle w:val="Compact"/>
-        <w:numPr>
-          <w:ilvl w:val="0"/>
-          <w:numId w:val="1003"/>
-        </w:numPr>
-      </w:pPr>
-      <w:r>
-        <w:t xml:space="preserve">Intake data snapshot</w:t>
-      </w:r>
-    </w:p>
-    <w:p>
-      <w:pPr>
-        <w:pStyle w:val="Compact"/>
-        <w:numPr>
-          <w:ilvl w:val="0"/>
-          <w:numId w:val="1003"/>
-        </w:numPr>
-      </w:pPr>
-      <w:r>
-        <w:t xml:space="preserve">Dietary requirements record with Dr. Wu attribution (if applicable — pending Vanessa)</w:t>
-      </w:r>
-    </w:p>
-    <w:p>
-      <w:pPr>
-        <w:pStyle w:val="Compact"/>
-        <w:numPr>
-          <w:ilvl w:val="0"/>
-          <w:numId w:val="1003"/>
-        </w:numPr>
-      </w:pPr>
-      <w:r>
-        <w:t xml:space="preserve">Participant-stated dietary and cultural preferences</w:t>
-      </w:r>
-    </w:p>
+    <w:tbl>
+      <w:tblPr>
+        <w:tblW w:w="5000" w:type="pct"/>
+        <w:tblBorders>
+          <w:top w:val="nil"/>
+          <w:bottom w:val="nil"/>
+          <w:left w:val="nil"/>
+          <w:right w:val="nil"/>
+          <w:insideH w:val="nil"/>
+          <w:insideV w:val="nil"/>
+        </w:tblBorders>
+        <w:tblCellMar>
+          <w:top w:w="160" w:type="dxa"/>
+          <w:bottom w:w="160" w:type="dxa"/>
+          <w:left w:w="200" w:type="dxa"/>
+          <w:right w:w="200" w:type="dxa"/>
+        </w:tblCellMar>
+      </w:tblPr>
+      <w:tr>
+        <w:trPr>
+          <w:cantSplit w:val="true"/>
+        </w:trPr>
+        <w:tc>
+          <w:tcPr>
+            <w:tcW w:w="5000" w:type="pct"/>
+            <w:shd w:val="clear" w:color="auto" w:fill="f8f4ec"/>
+          </w:tcPr>
+          <w:p>
+            <w:pPr>
+              <w:pStyle w:val="card-title"/>
+            </w:pPr>
+            <w:r>
+              <w:t xml:space="preserve">Evidence package presented to the RDN at the approval gate</w:t>
+            </w:r>
+          </w:p>
+          <w:p>
+            <w:pPr>
+              <w:pStyle w:val="Compact"/>
+              <w:numPr>
+                <w:ilvl w:val="0"/>
+                <w:numId w:val="1003"/>
+              </w:numPr>
+            </w:pPr>
+            <w:r>
+              <w:t xml:space="preserve">Completed combined-care-plan-and-meal-plan draft (the artifact under review)</w:t>
+            </w:r>
+          </w:p>
+          <w:p>
+            <w:pPr>
+              <w:pStyle w:val="Compact"/>
+              <w:numPr>
+                <w:ilvl w:val="0"/>
+                <w:numId w:val="1003"/>
+              </w:numPr>
+            </w:pPr>
+            <w:r>
+              <w:t xml:space="preserve">Baseline assessment battery results — snapshot used for authoring</w:t>
+            </w:r>
+          </w:p>
+          <w:p>
+            <w:pPr>
+              <w:pStyle w:val="Compact"/>
+              <w:numPr>
+                <w:ilvl w:val="0"/>
+                <w:numId w:val="1003"/>
+              </w:numPr>
+            </w:pPr>
+            <w:r>
+              <w:t xml:space="preserve">Intake data snapshot</w:t>
+            </w:r>
+          </w:p>
+          <w:p>
+            <w:pPr>
+              <w:pStyle w:val="Compact"/>
+              <w:numPr>
+                <w:ilvl w:val="0"/>
+                <w:numId w:val="1003"/>
+              </w:numPr>
+            </w:pPr>
+            <w:r>
+              <w:t xml:space="preserve">Dietary requirements record with Dr. Wu attribution (if applicable — pending Vanessa)</w:t>
+            </w:r>
+          </w:p>
+          <w:p>
+            <w:pPr>
+              <w:pStyle w:val="Compact"/>
+              <w:numPr>
+                <w:ilvl w:val="0"/>
+                <w:numId w:val="1003"/>
+              </w:numPr>
+            </w:pPr>
+            <w:r>
+              <w:t xml:space="preserve">Participant-stated dietary and cultural preferences</w:t>
+            </w:r>
+          </w:p>
+        </w:tc>
+      </w:tr>
+    </w:tbl>
     <w:p>
       <w:pPr>
         <w:pStyle w:val="Heading2"/>
@@ -658,110 +718,140 @@
         <w:t xml:space="preserve">Each visit — the checklist</w:t>
       </w:r>
     </w:p>
-    <w:p>
-      <w:pPr>
-        <w:pStyle w:val="card-title"/>
-      </w:pPr>
-      <w:r>
-        <w:t xml:space="preserve">Per-visit checklist</w:t>
-      </w:r>
-    </w:p>
-    <w:p>
-      <w:pPr>
-        <w:pStyle w:val="Compact"/>
-        <w:numPr>
-          <w:ilvl w:val="0"/>
-          <w:numId w:val="1004"/>
-        </w:numPr>
-      </w:pPr>
-      <w:r>
-        <w:t xml:space="preserve">All 6 baseline instruments confirmed complete on participant record</w:t>
-      </w:r>
-    </w:p>
-    <w:p>
-      <w:pPr>
-        <w:pStyle w:val="Compact"/>
-        <w:numPr>
-          <w:ilvl w:val="0"/>
-          <w:numId w:val="1005"/>
-        </w:numPr>
-      </w:pPr>
-      <w:r>
-        <w:t xml:space="preserve">First-action specifics on visit start completed (pending SoP authoring — Vanessa/Marrero)</w:t>
-      </w:r>
-    </w:p>
-    <w:p>
-      <w:pPr>
-        <w:pStyle w:val="Compact"/>
-        <w:numPr>
-          <w:ilvl w:val="0"/>
-          <w:numId w:val="1006"/>
-        </w:numPr>
-      </w:pPr>
-      <w:r>
-        <w:t xml:space="preserve">Dietary requirements sourced from Dr. Wu (review vs approve role pending Vanessa)</w:t>
-      </w:r>
-    </w:p>
-    <w:p>
-      <w:pPr>
-        <w:pStyle w:val="Compact"/>
-        <w:numPr>
-          <w:ilvl w:val="0"/>
-          <w:numId w:val="1007"/>
-        </w:numPr>
-      </w:pPr>
-      <w:r>
-        <w:t xml:space="preserve">Combined care-plan-and-meal-plan artifact authored in Cena</w:t>
-      </w:r>
-    </w:p>
-    <w:p>
-      <w:pPr>
-        <w:pStyle w:val="Compact"/>
-        <w:numPr>
-          <w:ilvl w:val="0"/>
-          <w:numId w:val="1008"/>
-        </w:numPr>
-      </w:pPr>
-      <w:r>
-        <w:t xml:space="preserve">RDN approval gate executed — decision recorded with rationale and timestamp (gate not yet documented in SoP body — pending reconciliation)</w:t>
-      </w:r>
-    </w:p>
-    <w:p>
-      <w:pPr>
-        <w:pStyle w:val="Compact"/>
-        <w:numPr>
-          <w:ilvl w:val="0"/>
-          <w:numId w:val="1009"/>
-        </w:numPr>
-      </w:pPr>
-      <w:r>
-        <w:t xml:space="preserve">On approval — hand-off to downstream meal-prescription workflow acknowledged</w:t>
-      </w:r>
-    </w:p>
-    <w:p>
-      <w:pPr>
-        <w:pStyle w:val="Compact"/>
-        <w:numPr>
-          <w:ilvl w:val="0"/>
-          <w:numId w:val="1010"/>
-        </w:numPr>
-      </w:pPr>
-      <w:r>
-        <w:t xml:space="preserve">On revise — re-author and re-submit for approval</w:t>
-      </w:r>
-    </w:p>
-    <w:p>
-      <w:pPr>
-        <w:pStyle w:val="Compact"/>
-        <w:numPr>
-          <w:ilvl w:val="0"/>
-          <w:numId w:val="1011"/>
-        </w:numPr>
-      </w:pPr>
-      <w:r>
-        <w:t xml:space="preserve">Audit record sealed with chain-of-custody hash</w:t>
-      </w:r>
-    </w:p>
+    <w:tbl>
+      <w:tblPr>
+        <w:tblW w:w="5000" w:type="pct"/>
+        <w:tblBorders>
+          <w:top w:val="nil"/>
+          <w:bottom w:val="nil"/>
+          <w:left w:val="nil"/>
+          <w:right w:val="nil"/>
+          <w:insideH w:val="nil"/>
+          <w:insideV w:val="nil"/>
+        </w:tblBorders>
+        <w:tblCellMar>
+          <w:top w:w="160" w:type="dxa"/>
+          <w:bottom w:w="160" w:type="dxa"/>
+          <w:left w:w="200" w:type="dxa"/>
+          <w:right w:w="200" w:type="dxa"/>
+        </w:tblCellMar>
+      </w:tblPr>
+      <w:tr>
+        <w:trPr>
+          <w:cantSplit w:val="true"/>
+        </w:trPr>
+        <w:tc>
+          <w:tcPr>
+            <w:tcW w:w="5000" w:type="pct"/>
+            <w:shd w:val="clear" w:color="auto" w:fill="f8f4ec"/>
+          </w:tcPr>
+          <w:p>
+            <w:pPr>
+              <w:pStyle w:val="card-title"/>
+            </w:pPr>
+            <w:r>
+              <w:t xml:space="preserve">Per-visit checklist</w:t>
+            </w:r>
+          </w:p>
+          <w:p>
+            <w:pPr>
+              <w:pStyle w:val="Compact"/>
+              <w:numPr>
+                <w:ilvl w:val="0"/>
+                <w:numId w:val="1004"/>
+              </w:numPr>
+            </w:pPr>
+            <w:r>
+              <w:t xml:space="preserve">All 6 baseline instruments confirmed complete on participant record</w:t>
+            </w:r>
+          </w:p>
+          <w:p>
+            <w:pPr>
+              <w:pStyle w:val="Compact"/>
+              <w:numPr>
+                <w:ilvl w:val="0"/>
+                <w:numId w:val="1005"/>
+              </w:numPr>
+            </w:pPr>
+            <w:r>
+              <w:t xml:space="preserve">First-action specifics on visit start completed (pending SoP authoring — Vanessa/Marrero)</w:t>
+            </w:r>
+          </w:p>
+          <w:p>
+            <w:pPr>
+              <w:pStyle w:val="Compact"/>
+              <w:numPr>
+                <w:ilvl w:val="0"/>
+                <w:numId w:val="1006"/>
+              </w:numPr>
+            </w:pPr>
+            <w:r>
+              <w:t xml:space="preserve">Dietary requirements sourced from Dr. Wu (review vs approve role pending Vanessa)</w:t>
+            </w:r>
+          </w:p>
+          <w:p>
+            <w:pPr>
+              <w:pStyle w:val="Compact"/>
+              <w:numPr>
+                <w:ilvl w:val="0"/>
+                <w:numId w:val="1007"/>
+              </w:numPr>
+            </w:pPr>
+            <w:r>
+              <w:t xml:space="preserve">Combined care-plan-and-meal-plan artifact authored in Cena</w:t>
+            </w:r>
+          </w:p>
+          <w:p>
+            <w:pPr>
+              <w:pStyle w:val="Compact"/>
+              <w:numPr>
+                <w:ilvl w:val="0"/>
+                <w:numId w:val="1008"/>
+              </w:numPr>
+            </w:pPr>
+            <w:r>
+              <w:t xml:space="preserve">RDN approval gate executed — decision recorded with rationale and timestamp (gate not yet documented in SoP body — pending reconciliation)</w:t>
+            </w:r>
+          </w:p>
+          <w:p>
+            <w:pPr>
+              <w:pStyle w:val="Compact"/>
+              <w:numPr>
+                <w:ilvl w:val="0"/>
+                <w:numId w:val="1009"/>
+              </w:numPr>
+            </w:pPr>
+            <w:r>
+              <w:t xml:space="preserve">On approval — hand-off to downstream meal-prescription workflow acknowledged</w:t>
+            </w:r>
+          </w:p>
+          <w:p>
+            <w:pPr>
+              <w:pStyle w:val="Compact"/>
+              <w:numPr>
+                <w:ilvl w:val="0"/>
+                <w:numId w:val="1010"/>
+              </w:numPr>
+            </w:pPr>
+            <w:r>
+              <w:t xml:space="preserve">On revise — re-author and re-submit for approval</w:t>
+            </w:r>
+          </w:p>
+          <w:p>
+            <w:pPr>
+              <w:pStyle w:val="Compact"/>
+              <w:numPr>
+                <w:ilvl w:val="0"/>
+                <w:numId w:val="1011"/>
+              </w:numPr>
+            </w:pPr>
+            <w:r>
+              <w:t xml:space="preserve">Audit record sealed with chain-of-custody hash</w:t>
+            </w:r>
+          </w:p>
+        </w:tc>
+      </w:tr>
+    </w:tbl>
     <w:p>
       <w:pPr>
         <w:pStyle w:val="Heading2"/>
@@ -918,80 +1008,110 @@
         <w:t xml:space="preserve">Not yet approved — gates remaining</w:t>
       </w:r>
     </w:p>
-    <w:p>
-      <w:pPr>
-        <w:pStyle w:val="attestation"/>
-      </w:pPr>
-      <w:r>
-        <w:t xml:space="preserve">This procedure is a DRAFT. Three approval gates remain before operational use, plus an explicit SoP reconciliation pass to surface the RDN approval gate as a named step in the body.</w:t>
-      </w:r>
-    </w:p>
-    <w:p>
-      <w:pPr>
-        <w:pStyle w:val="attestation-gate"/>
-      </w:pPr>
-      <w:r>
-        <w:rPr>
-          <w:b/>
-          <w:bCs/>
-        </w:rPr>
-        <w:t xml:space="preserve">Clinically accurate</w:t>
-      </w:r>
-      <w:r>
-        <w:t xml:space="preserve"> </w:t>
-      </w:r>
-      <w:r>
-        <w:t xml:space="preserve">— pending Dr. Marrero (clinical accountability)</w:t>
-      </w:r>
-    </w:p>
-    <w:p>
-      <w:pPr>
-        <w:pStyle w:val="attestation-gate"/>
-      </w:pPr>
-      <w:r>
-        <w:rPr>
-          <w:b/>
-          <w:bCs/>
-        </w:rPr>
-        <w:t xml:space="preserve">Operationally true</w:t>
-      </w:r>
-      <w:r>
-        <w:t xml:space="preserve"> </w:t>
-      </w:r>
-      <w:r>
-        <w:t xml:space="preserve">— pending Vanessa Sena (including combined-artifact reconciliation and Dr. Wu role confirmation)</w:t>
-      </w:r>
-    </w:p>
-    <w:p>
-      <w:pPr>
-        <w:pStyle w:val="attestation-gate"/>
-      </w:pPr>
-      <w:r>
-        <w:rPr>
-          <w:b/>
-          <w:bCs/>
-        </w:rPr>
-        <w:t xml:space="preserve">Signed off</w:t>
-      </w:r>
-      <w:r>
-        <w:t xml:space="preserve"> </w:t>
-      </w:r>
-      <w:r>
-        <w:t xml:space="preserve">— pending Director of Clinical Operations</w:t>
-      </w:r>
-    </w:p>
-    <w:p>
-      <w:pPr>
-        <w:pStyle w:val="attestation"/>
-      </w:pPr>
-      <w:r>
-        <w:rPr>
-          <w:i/>
-          <w:iCs/>
-        </w:rPr>
-        <w:t xml:space="preserve">Awaiting all gates — draft, not yet approved for use • Version 0.1</w:t>
-      </w:r>
-    </w:p>
+    <w:tbl>
+      <w:tblPr>
+        <w:tblW w:w="5000" w:type="pct"/>
+        <w:tblBorders>
+          <w:top w:val="nil"/>
+          <w:bottom w:val="nil"/>
+          <w:left w:val="nil"/>
+          <w:right w:val="nil"/>
+          <w:insideH w:val="nil"/>
+          <w:insideV w:val="nil"/>
+        </w:tblBorders>
+        <w:tblCellMar>
+          <w:top w:w="160" w:type="dxa"/>
+          <w:bottom w:w="160" w:type="dxa"/>
+          <w:left w:w="200" w:type="dxa"/>
+          <w:right w:w="200" w:type="dxa"/>
+        </w:tblCellMar>
+      </w:tblPr>
+      <w:tr>
+        <w:trPr>
+          <w:cantSplit w:val="true"/>
+        </w:trPr>
+        <w:tc>
+          <w:tcPr>
+            <w:tcW w:w="5000" w:type="pct"/>
+            <w:shd w:val="clear" w:color="auto" w:fill="e4dfd7"/>
+          </w:tcPr>
+          <w:p>
+            <w:pPr>
+              <w:pStyle w:val="FirstParagraph"/>
+            </w:pPr>
+            <w:r>
+              <w:t xml:space="preserve">This procedure is a DRAFT. Three approval gates remain before operational use, plus an explicit SoP reconciliation pass to surface the RDN approval gate as a named step in the body.</w:t>
+            </w:r>
+          </w:p>
+          <w:p>
+            <w:pPr>
+              <w:pStyle w:val="attestation-gate"/>
+            </w:pPr>
+            <w:r>
+              <w:rPr>
+                <w:b/>
+                <w:bCs/>
+              </w:rPr>
+              <w:t xml:space="preserve">Clinically accurate</w:t>
+            </w:r>
+            <w:r>
+              <w:t xml:space="preserve"> </w:t>
+            </w:r>
+            <w:r>
+              <w:t xml:space="preserve">— pending Dr. Marrero (clinical accountability)</w:t>
+            </w:r>
+          </w:p>
+          <w:p>
+            <w:pPr>
+              <w:pStyle w:val="attestation-gate"/>
+            </w:pPr>
+            <w:r>
+              <w:rPr>
+                <w:b/>
+                <w:bCs/>
+              </w:rPr>
+              <w:t xml:space="preserve">Operationally true</w:t>
+            </w:r>
+            <w:r>
+              <w:t xml:space="preserve"> </w:t>
+            </w:r>
+            <w:r>
+              <w:t xml:space="preserve">— pending Vanessa Sena (including combined-artifact reconciliation and Dr. Wu role confirmation)</w:t>
+            </w:r>
+          </w:p>
+          <w:p>
+            <w:pPr>
+              <w:pStyle w:val="attestation-gate"/>
+            </w:pPr>
+            <w:r>
+              <w:rPr>
+                <w:b/>
+                <w:bCs/>
+              </w:rPr>
+              <w:t xml:space="preserve">Signed off</w:t>
+            </w:r>
+            <w:r>
+              <w:t xml:space="preserve"> </w:t>
+            </w:r>
+            <w:r>
+              <w:t xml:space="preserve">— pending Director of Clinical Operations</w:t>
+            </w:r>
+          </w:p>
+          <w:p>
+            <w:pPr>
+              <w:pStyle w:val="BodyText"/>
+            </w:pPr>
+            <w:r>
+              <w:rPr>
+                <w:i/>
+                <w:iCs/>
+              </w:rPr>
+              <w:t xml:space="preserve">Awaiting all gates — draft, not yet approved for use • Version 0.1</w:t>
+            </w:r>
+          </w:p>
+        </w:tc>
+      </w:tr>
+    </w:tbl>
     <w:sectPr>
       <w:footnotePr>
         <w:numRestart w:val="eachSect"/>
@@ -1035,7 +1155,7 @@
       <w:lvlText w:val=" "/>
       <w:lvlJc w:val="left"/>
       <w:pPr>
-        <w:ind w:left="720" w:hanging="360"/>
+        <w:ind w:left="360" w:hanging="360"/>
       </w:pPr>
     </w:lvl>
     <w:lvl w:ilvl="1">
@@ -1043,7 +1163,7 @@
       <w:lvlText w:val=" "/>
       <w:lvlJc w:val="left"/>
       <w:pPr>
-        <w:ind w:left="1440" w:hanging="360"/>
+        <w:ind w:left="1080" w:hanging="360"/>
       </w:pPr>
     </w:lvl>
     <w:lvl w:ilvl="2">
@@ -1051,7 +1171,7 @@
       <w:lvlText w:val=" "/>
       <w:lvlJc w:val="left"/>
       <w:pPr>
-        <w:ind w:left="2160" w:hanging="360"/>
+        <w:ind w:left="1800" w:hanging="360"/>
       </w:pPr>
     </w:lvl>
     <w:lvl w:ilvl="3">
@@ -1059,7 +1179,7 @@
       <w:lvlText w:val=" "/>
       <w:lvlJc w:val="left"/>
       <w:pPr>
-        <w:ind w:left="2880" w:hanging="360"/>
+        <w:ind w:left="2520" w:hanging="360"/>
       </w:pPr>
     </w:lvl>
     <w:lvl w:ilvl="4">
@@ -1067,7 +1187,7 @@
       <w:lvlText w:val=" "/>
       <w:lvlJc w:val="left"/>
       <w:pPr>
-        <w:ind w:left="3600" w:hanging="360"/>
+        <w:ind w:left="3240" w:hanging="360"/>
       </w:pPr>
     </w:lvl>
     <w:lvl w:ilvl="5">
@@ -1075,7 +1195,7 @@
       <w:lvlText w:val=" "/>
       <w:lvlJc w:val="left"/>
       <w:pPr>
-        <w:ind w:left="4320" w:hanging="360"/>
+        <w:ind w:left="3960" w:hanging="360"/>
       </w:pPr>
     </w:lvl>
     <w:lvl w:ilvl="6">
@@ -1083,7 +1203,7 @@
       <w:lvlText w:val=" "/>
       <w:lvlJc w:val="left"/>
       <w:pPr>
-        <w:ind w:left="5040" w:hanging="360"/>
+        <w:ind w:left="4680" w:hanging="360"/>
       </w:pPr>
     </w:lvl>
     <w:lvl w:ilvl="7">
@@ -1091,7 +1211,7 @@
       <w:lvlText w:val=" "/>
       <w:lvlJc w:val="left"/>
       <w:pPr>
-        <w:ind w:left="5760" w:hanging="360"/>
+        <w:ind w:left="5400" w:hanging="360"/>
       </w:pPr>
     </w:lvl>
     <w:lvl w:ilvl="8">
@@ -1099,7 +1219,7 @@
       <w:lvlText w:val=" "/>
       <w:lvlJc w:val="left"/>
       <w:pPr>
-        <w:ind w:left="6480" w:hanging="360"/>
+        <w:ind w:left="6120" w:hanging="360"/>
       </w:pPr>
     </w:lvl>
   </w:abstractNum>
@@ -1112,7 +1232,7 @@
       <w:lvlText w:val="%1."/>
       <w:lvlJc w:val="left"/>
       <w:pPr>
-        <w:ind w:left="720" w:hanging="360"/>
+        <w:ind w:left="360" w:hanging="360"/>
       </w:pPr>
     </w:lvl>
     <w:lvl w:ilvl="1">
@@ -1121,7 +1241,7 @@
       <w:lvlText w:val="%2."/>
       <w:lvlJc w:val="left"/>
       <w:pPr>
-        <w:ind w:left="1440" w:hanging="360"/>
+        <w:ind w:left="1080" w:hanging="360"/>
       </w:pPr>
     </w:lvl>
     <w:lvl w:ilvl="2">
@@ -1130,7 +1250,7 @@
       <w:lvlText w:val="%3."/>
       <w:lvlJc w:val="left"/>
       <w:pPr>
-        <w:ind w:left="2160" w:hanging="360"/>
+        <w:ind w:left="1800" w:hanging="360"/>
       </w:pPr>
     </w:lvl>
     <w:lvl w:ilvl="3">
@@ -1139,7 +1259,7 @@
       <w:lvlText w:val="%4."/>
       <w:lvlJc w:val="left"/>
       <w:pPr>
-        <w:ind w:left="2880" w:hanging="360"/>
+        <w:ind w:left="2520" w:hanging="360"/>
       </w:pPr>
     </w:lvl>
     <w:lvl w:ilvl="4">
@@ -1148,7 +1268,7 @@
       <w:lvlText w:val="%5."/>
       <w:lvlJc w:val="left"/>
       <w:pPr>
-        <w:ind w:left="3600" w:hanging="360"/>
+        <w:ind w:left="3240" w:hanging="360"/>
       </w:pPr>
     </w:lvl>
     <w:lvl w:ilvl="5">
@@ -1157,7 +1277,7 @@
       <w:lvlText w:val="%6."/>
       <w:lvlJc w:val="left"/>
       <w:pPr>
-        <w:ind w:left="4320" w:hanging="360"/>
+        <w:ind w:left="3960" w:hanging="360"/>
       </w:pPr>
     </w:lvl>
     <w:lvl w:ilvl="6">
@@ -1166,7 +1286,7 @@
       <w:lvlText w:val="%7."/>
       <w:lvlJc w:val="left"/>
       <w:pPr>
-        <w:ind w:left="5040" w:hanging="360"/>
+        <w:ind w:left="4680" w:hanging="360"/>
       </w:pPr>
     </w:lvl>
     <w:lvl w:ilvl="7">
@@ -1175,7 +1295,7 @@
       <w:lvlText w:val="%8."/>
       <w:lvlJc w:val="left"/>
       <w:pPr>
-        <w:ind w:left="5760" w:hanging="360"/>
+        <w:ind w:left="5400" w:hanging="360"/>
       </w:pPr>
     </w:lvl>
     <w:lvl w:ilvl="8">
@@ -1184,7 +1304,7 @@
       <w:lvlText w:val="%9."/>
       <w:lvlJc w:val="left"/>
       <w:pPr>
-        <w:ind w:left="6480" w:hanging="360"/>
+        <w:ind w:left="6120" w:hanging="360"/>
       </w:pPr>
     </w:lvl>
   </w:abstractNum>
@@ -1196,7 +1316,7 @@
       <w:lvlText w:val=""/>
       <w:lvlJc w:val="left"/>
       <w:pPr>
-        <w:ind w:left="720" w:hanging="360"/>
+        <w:ind w:left="360" w:hanging="360"/>
       </w:pPr>
       <w:rPr>
         <w:rFonts w:ascii="Symbol" w:hAnsi="Symbol" w:cs="Symbol" w:hint="default"/>
@@ -1207,7 +1327,7 @@
       <w:lvlText w:val="o"/>
       <w:lvlJc w:val="left"/>
       <w:pPr>
-        <w:ind w:left="1440" w:hanging="360"/>
+        <w:ind w:left="1080" w:hanging="360"/>
       </w:pPr>
       <w:rPr>
         <w:rFonts w:ascii="Courier New" w:hAnsi="Courier New" w:cs="Courier New" w:hint="default"/>
@@ -1218,7 +1338,7 @@
       <w:lvlText w:val=""/>
       <w:lvlJc w:val="left"/>
       <w:pPr>
-        <w:ind w:left="2160" w:hanging="360"/>
+        <w:ind w:left="1800" w:hanging="360"/>
       </w:pPr>
       <w:rPr>
         <w:rFonts w:ascii="Wingdings" w:hAnsi="Wingdings" w:cs="Wingdings" w:hint="default"/>
@@ -1229,7 +1349,7 @@
       <w:lvlText w:val=""/>
       <w:lvlJc w:val="left"/>
       <w:pPr>
-        <w:ind w:left="2880" w:hanging="360"/>
+        <w:ind w:left="2520" w:hanging="360"/>
       </w:pPr>
       <w:rPr>
         <w:rFonts w:ascii="Symbol" w:hAnsi="Symbol" w:cs="Symbol" w:hint="default"/>
@@ -1240,7 +1360,7 @@
       <w:lvlText w:val="o"/>
       <w:lvlJc w:val="left"/>
       <w:pPr>
-        <w:ind w:left="3600" w:hanging="360"/>
+        <w:ind w:left="3240" w:hanging="360"/>
       </w:pPr>
       <w:rPr>
         <w:rFonts w:ascii="Courier New" w:hAnsi="Courier New" w:cs="Courier New" w:hint="default"/>
@@ -1251,7 +1371,7 @@
       <w:lvlText w:val=""/>
       <w:lvlJc w:val="left"/>
       <w:pPr>
-        <w:ind w:left="4320" w:hanging="360"/>
+        <w:ind w:left="3960" w:hanging="360"/>
       </w:pPr>
       <w:rPr>
         <w:rFonts w:ascii="Wingdings" w:hAnsi="Wingdings" w:cs="Wingdings" w:hint="default"/>
@@ -1262,7 +1382,7 @@
       <w:lvlText w:val=""/>
       <w:lvlJc w:val="left"/>
       <w:pPr>
-        <w:ind w:left="5040" w:hanging="360"/>
+        <w:ind w:left="4680" w:hanging="360"/>
       </w:pPr>
       <w:rPr>
         <w:rFonts w:ascii="Symbol" w:hAnsi="Symbol" w:cs="Symbol" w:hint="default"/>
@@ -1273,7 +1393,7 @@
       <w:lvlText w:val="o"/>
       <w:lvlJc w:val="left"/>
       <w:pPr>
-        <w:ind w:left="5760" w:hanging="360"/>
+        <w:ind w:left="5400" w:hanging="360"/>
       </w:pPr>
       <w:rPr>
         <w:rFonts w:ascii="Courier New" w:hAnsi="Courier New" w:cs="Courier New" w:hint="default"/>
@@ -1284,7 +1404,7 @@
       <w:lvlText w:val=""/>
       <w:lvlJc w:val="left"/>
       <w:pPr>
-        <w:ind w:left="6480" w:hanging="360"/>
+        <w:ind w:left="6120" w:hanging="360"/>
       </w:pPr>
       <w:rPr>
         <w:rFonts w:ascii="Wingdings" w:hAnsi="Wingdings" w:cs="Wingdings" w:hint="default"/>
@@ -1299,7 +1419,7 @@
       <w:lvlText w:val="☐"/>
       <w:lvlJc w:val="left"/>
       <w:pPr>
-        <w:ind w:left="720" w:hanging="360"/>
+        <w:ind w:left="360" w:hanging="360"/>
       </w:pPr>
     </w:lvl>
     <w:lvl w:ilvl="1">
@@ -1307,7 +1427,7 @@
       <w:lvlText w:val="☐"/>
       <w:lvlJc w:val="left"/>
       <w:pPr>
-        <w:ind w:left="1440" w:hanging="360"/>
+        <w:ind w:left="1080" w:hanging="360"/>
       </w:pPr>
     </w:lvl>
     <w:lvl w:ilvl="2">
@@ -1315,7 +1435,7 @@
       <w:lvlText w:val="☐"/>
       <w:lvlJc w:val="left"/>
       <w:pPr>
-        <w:ind w:left="2160" w:hanging="360"/>
+        <w:ind w:left="1800" w:hanging="360"/>
       </w:pPr>
     </w:lvl>
     <w:lvl w:ilvl="3">
@@ -1323,7 +1443,7 @@
       <w:lvlText w:val="☐"/>
       <w:lvlJc w:val="left"/>
       <w:pPr>
-        <w:ind w:left="2880" w:hanging="360"/>
+        <w:ind w:left="2520" w:hanging="360"/>
       </w:pPr>
     </w:lvl>
     <w:lvl w:ilvl="4">
@@ -1331,7 +1451,7 @@
       <w:lvlText w:val="☐"/>
       <w:lvlJc w:val="left"/>
       <w:pPr>
-        <w:ind w:left="3600" w:hanging="360"/>
+        <w:ind w:left="3240" w:hanging="360"/>
       </w:pPr>
     </w:lvl>
     <w:lvl w:ilvl="5">
@@ -1339,7 +1459,7 @@
       <w:lvlText w:val="☐"/>
       <w:lvlJc w:val="left"/>
       <w:pPr>
-        <w:ind w:left="4320" w:hanging="360"/>
+        <w:ind w:left="3960" w:hanging="360"/>
       </w:pPr>
     </w:lvl>
     <w:lvl w:ilvl="6">
@@ -1347,7 +1467,7 @@
       <w:lvlText w:val="☐"/>
       <w:lvlJc w:val="left"/>
       <w:pPr>
-        <w:ind w:left="5040" w:hanging="360"/>
+        <w:ind w:left="4680" w:hanging="360"/>
       </w:pPr>
     </w:lvl>
     <w:lvl w:ilvl="7">
@@ -1355,7 +1475,7 @@
       <w:lvlText w:val="☐"/>
       <w:lvlJc w:val="left"/>
       <w:pPr>
-        <w:ind w:left="5760" w:hanging="360"/>
+        <w:ind w:left="5400" w:hanging="360"/>
       </w:pPr>
     </w:lvl>
     <w:lvl w:ilvl="8">
@@ -1363,7 +1483,7 @@
       <w:lvlText w:val="☐"/>
       <w:lvlJc w:val="left"/>
       <w:pPr>
-        <w:ind w:left="6480" w:hanging="360"/>
+        <w:ind w:left="6120" w:hanging="360"/>
       </w:pPr>
     </w:lvl>
   </w:abstractNum>
@@ -1459,7 +1579,7 @@
     </w:pPr>
     <w:rPr>
       <w:rFonts w:ascii="Source Sans 3" w:hAnsi="Source Sans 3"/>
-      <w:color w:val="0D322D"/>
+      <w:color w:val="25211D"/>
       <w:sz w:val="22"/>
     </w:rPr>
   </w:style>
@@ -1473,7 +1593,7 @@
     </w:pPr>
     <w:rPr>
       <w:rFonts w:ascii="Source Sans 3" w:hAnsi="Source Sans 3"/>
-      <w:color w:val="0D322D"/>
+      <w:color w:val="25211D"/>
       <w:sz w:val="22"/>
     </w:rPr>
   </w:style>
@@ -1487,7 +1607,7 @@
     </w:pPr>
     <w:rPr>
       <w:rFonts w:ascii="Source Sans 3" w:hAnsi="Source Sans 3"/>
-      <w:color w:val="0D322D"/>
+      <w:color w:val="25211D"/>
       <w:sz w:val="22"/>
     </w:rPr>
   </w:style>
@@ -1497,10 +1617,11 @@
     <w:qFormat/>
     <w:pPr>
       <w:spacing w:after="80" w:before="0" w:line="336" w:lineRule="auto"/>
+      <w:ind w:hanging="360" w:left="360"/>
     </w:pPr>
     <w:rPr>
       <w:rFonts w:ascii="Source Sans 3" w:hAnsi="Source Sans 3"/>
-      <w:color w:val="0D322D"/>
+      <w:color w:val="25211D"/>
       <w:sz w:val="22"/>
     </w:rPr>
   </w:style>
@@ -2026,7 +2147,7 @@
     <w:qFormat/>
     <w:rPr>
       <w:rFonts w:ascii="Source Sans 3" w:hAnsi="Source Sans 3"/>
-      <w:color w:val="0D322D"/>
+      <w:color w:val="25211D"/>
       <w:sz w:val="18"/>
     </w:rPr>
     <w:tblPr>
@@ -2054,15 +2175,28 @@
     <w:pPr>
       <w:keepNext/>
       <w:keepLines/>
-      <w:spacing w:after="0"/>
-    </w:pPr>
-    <w:rPr>
+      <w:spacing w:after="40" w:before="240" w:line="288" w:lineRule="auto"/>
+    </w:pPr>
+    <w:rPr>
+      <w:rFonts w:ascii="Source Sans 3" w:hAnsi="Source Sans 3"/>
       <w:b/>
+      <w:color w:val="777069"/>
+      <w:sz w:val="20"/>
+      <w:caps w:val="true"/>
+      <w:spacing w:val="15"/>
     </w:rPr>
   </w:style>
   <w:style w:customStyle="1" w:styleId="Definition" w:type="paragraph">
     <w:name w:val="Definition"/>
     <w:basedOn w:val="Normal"/>
+    <w:pPr>
+      <w:spacing w:after="160" w:line="336" w:lineRule="auto"/>
+    </w:pPr>
+    <w:rPr>
+      <w:rFonts w:ascii="Source Sans 3" w:hAnsi="Source Sans 3"/>
+      <w:color w:val="25211D"/>
+      <w:sz w:val="22"/>
+    </w:rPr>
   </w:style>
   <w:style w:styleId="Caption" w:type="paragraph">
     <w:name w:val="Caption"/>
@@ -2147,18 +2281,21 @@
       <w:color w:themeColor="accent1" w:themeShade="BF" w:val="365F91"/>
     </w:rPr>
   </w:style>
-  <w:style w:customStyle="1" w:styleId="callout-info" w:type="paragraph">
-    <w:name w:val="callout-info"/>
-    <w:basedOn w:val="Normal"/>
-    <w:pPr>
-      <w:spacing w:after="160" w:before="160"/>
+  <w:style w:customStyle="1" w:styleId="alert-info" w:type="paragraph">
+    <w:name w:val="alert-info"/>
+    <w:basedOn w:val="Normal"/>
+    <w:pPr>
+      <w:spacing w:after="160" w:before="160" w:line="288" w:lineRule="auto"/>
       <w:pBdr>
-        <w:top w:color="auto" w:space="6" w:sz="2" w:val="single"/>
+        <w:top w:color="c8f4ff" w:space="6" w:sz="2" w:val="single"/>
         <w:left w:color="236b8f" w:space="8" w:sz="18" w:val="single"/>
-        <w:bottom w:color="auto" w:space="6" w:sz="2" w:val="single"/>
+        <w:bottom w:color="c8f4ff" w:space="6" w:sz="2" w:val="single"/>
+        <w:right w:color="c8f4ff" w:space="10" w:sz="2" w:val="single"/>
       </w:pBdr>
       <w:ind w:left="240"/>
       <w:shd w:color="auto" w:fill="c8f4ff" w:val="clear"/>
+      <w:keepLines/>
+      <w:keepNext/>
     </w:pPr>
     <w:rPr>
       <w:rFonts w:ascii="Source Sans 3" w:hAnsi="Source Sans 3"/>
@@ -2166,18 +2303,21 @@
       <w:sz w:val="22"/>
     </w:rPr>
   </w:style>
-  <w:style w:customStyle="1" w:styleId="callout-warning" w:type="paragraph">
-    <w:name w:val="callout-warning"/>
-    <w:basedOn w:val="Normal"/>
-    <w:pPr>
-      <w:spacing w:after="160" w:before="160"/>
+  <w:style w:customStyle="1" w:styleId="alert-warning" w:type="paragraph">
+    <w:name w:val="alert-warning"/>
+    <w:basedOn w:val="Normal"/>
+    <w:pPr>
+      <w:spacing w:after="160" w:before="160" w:line="288" w:lineRule="auto"/>
       <w:pBdr>
-        <w:top w:color="auto" w:space="6" w:sz="2" w:val="single"/>
+        <w:top w:color="faefda" w:space="6" w:sz="2" w:val="single"/>
         <w:left w:color="aa8232" w:space="8" w:sz="18" w:val="single"/>
-        <w:bottom w:color="auto" w:space="6" w:sz="2" w:val="single"/>
+        <w:bottom w:color="faefda" w:space="6" w:sz="2" w:val="single"/>
+        <w:right w:color="faefda" w:space="10" w:sz="2" w:val="single"/>
       </w:pBdr>
       <w:ind w:left="240"/>
       <w:shd w:color="auto" w:fill="faefda" w:val="clear"/>
+      <w:keepLines/>
+      <w:keepNext/>
     </w:pPr>
     <w:rPr>
       <w:rFonts w:ascii="Source Sans 3" w:hAnsi="Source Sans 3"/>
@@ -2185,18 +2325,21 @@
       <w:sz w:val="22"/>
     </w:rPr>
   </w:style>
-  <w:style w:customStyle="1" w:styleId="callout-success" w:type="paragraph">
-    <w:name w:val="callout-success"/>
-    <w:basedOn w:val="Normal"/>
-    <w:pPr>
-      <w:spacing w:after="160" w:before="160"/>
+  <w:style w:customStyle="1" w:styleId="alert-success" w:type="paragraph">
+    <w:name w:val="alert-success"/>
+    <w:basedOn w:val="Normal"/>
+    <w:pPr>
+      <w:spacing w:after="160" w:before="160" w:line="288" w:lineRule="auto"/>
       <w:pBdr>
-        <w:top w:color="auto" w:space="6" w:sz="2" w:val="single"/>
+        <w:top w:color="def8e6" w:space="6" w:sz="2" w:val="single"/>
         <w:left w:color="2c845c" w:space="8" w:sz="18" w:val="single"/>
-        <w:bottom w:color="auto" w:space="6" w:sz="2" w:val="single"/>
+        <w:bottom w:color="def8e6" w:space="6" w:sz="2" w:val="single"/>
+        <w:right w:color="def8e6" w:space="10" w:sz="2" w:val="single"/>
       </w:pBdr>
       <w:ind w:left="240"/>
       <w:shd w:color="auto" w:fill="def8e6" w:val="clear"/>
+      <w:keepLines/>
+      <w:keepNext/>
     </w:pPr>
     <w:rPr>
       <w:rFonts w:ascii="Source Sans 3" w:hAnsi="Source Sans 3"/>
@@ -2204,18 +2347,21 @@
       <w:sz w:val="22"/>
     </w:rPr>
   </w:style>
-  <w:style w:customStyle="1" w:styleId="callout-error" w:type="paragraph">
-    <w:name w:val="callout-error"/>
-    <w:basedOn w:val="Normal"/>
-    <w:pPr>
-      <w:spacing w:after="160" w:before="160"/>
+  <w:style w:customStyle="1" w:styleId="alert-error" w:type="paragraph">
+    <w:name w:val="alert-error"/>
+    <w:basedOn w:val="Normal"/>
+    <w:pPr>
+      <w:spacing w:after="160" w:before="160" w:line="288" w:lineRule="auto"/>
       <w:pBdr>
-        <w:top w:color="auto" w:space="6" w:sz="2" w:val="single"/>
+        <w:top w:color="ffe9e5" w:space="6" w:sz="2" w:val="single"/>
         <w:left w:color="c13c3b" w:space="8" w:sz="18" w:val="single"/>
-        <w:bottom w:color="auto" w:space="6" w:sz="2" w:val="single"/>
+        <w:bottom w:color="ffe9e5" w:space="6" w:sz="2" w:val="single"/>
+        <w:right w:color="ffe9e5" w:space="10" w:sz="2" w:val="single"/>
       </w:pBdr>
       <w:ind w:left="240"/>
       <w:shd w:color="auto" w:fill="ffe9e5" w:val="clear"/>
+      <w:keepLines/>
+      <w:keepNext/>
     </w:pPr>
     <w:rPr>
       <w:rFonts w:ascii="Source Sans 3" w:hAnsi="Source Sans 3"/>
@@ -2227,12 +2373,16 @@
     <w:name w:val="card"/>
     <w:basedOn w:val="Normal"/>
     <w:pPr>
-      <w:spacing w:after="160" w:before="160"/>
+      <w:spacing w:after="160" w:before="160" w:line="288" w:lineRule="auto"/>
       <w:pBdr>
-        <w:top w:color="auto" w:space="6" w:sz="2" w:val="single"/>
-        <w:bottom w:color="auto" w:space="6" w:sz="2" w:val="single"/>
+        <w:top w:color="f8f4ec" w:space="6" w:sz="2" w:val="single"/>
+        <w:left w:color="f8f4ec" w:space="10" w:sz="2" w:val="single"/>
+        <w:bottom w:color="f8f4ec" w:space="6" w:sz="2" w:val="single"/>
+        <w:right w:color="f8f4ec" w:space="10" w:sz="2" w:val="single"/>
       </w:pBdr>
       <w:shd w:color="auto" w:fill="f8f4ec" w:val="clear"/>
+      <w:keepLines/>
+      <w:keepNext/>
     </w:pPr>
     <w:rPr>
       <w:rFonts w:ascii="Source Sans 3" w:hAnsi="Source Sans 3"/>
@@ -2244,12 +2394,16 @@
     <w:name w:val="card-title"/>
     <w:basedOn w:val="Normal"/>
     <w:pPr>
-      <w:spacing w:after="40" w:before="80"/>
+      <w:spacing w:after="40" w:before="80" w:line="288" w:lineRule="auto"/>
       <w:pBdr>
-        <w:top w:color="auto" w:space="6" w:sz="2" w:val="single"/>
-        <w:bottom w:color="auto" w:space="6" w:sz="2" w:val="single"/>
+        <w:top w:color="f8f4ec" w:space="6" w:sz="2" w:val="single"/>
+        <w:left w:color="f8f4ec" w:space="10" w:sz="2" w:val="single"/>
+        <w:bottom w:color="f8f4ec" w:space="6" w:sz="2" w:val="single"/>
+        <w:right w:color="f8f4ec" w:space="10" w:sz="2" w:val="single"/>
       </w:pBdr>
       <w:shd w:color="auto" w:fill="f8f4ec" w:val="clear"/>
+      <w:keepLines/>
+      <w:keepNext/>
     </w:pPr>
     <w:rPr>
       <w:rFonts w:ascii="Lora" w:hAnsi="Lora"/>
@@ -2262,12 +2416,16 @@
     <w:name w:val="card-body"/>
     <w:basedOn w:val="Normal"/>
     <w:pPr>
-      <w:spacing w:after="160" w:before="80"/>
+      <w:spacing w:after="160" w:before="80" w:line="288" w:lineRule="auto"/>
       <w:pBdr>
-        <w:top w:color="auto" w:space="6" w:sz="2" w:val="single"/>
-        <w:bottom w:color="auto" w:space="6" w:sz="2" w:val="single"/>
+        <w:top w:color="f8f4ec" w:space="6" w:sz="2" w:val="single"/>
+        <w:left w:color="f8f4ec" w:space="10" w:sz="2" w:val="single"/>
+        <w:bottom w:color="f8f4ec" w:space="6" w:sz="2" w:val="single"/>
+        <w:right w:color="f8f4ec" w:space="10" w:sz="2" w:val="single"/>
       </w:pBdr>
       <w:shd w:color="auto" w:fill="f8f4ec" w:val="clear"/>
+      <w:keepLines/>
+      <w:keepNext/>
     </w:pPr>
     <w:rPr>
       <w:rFonts w:ascii="Source Sans 3" w:hAnsi="Source Sans 3"/>
@@ -2275,18 +2433,21 @@
       <w:sz w:val="22"/>
     </w:rPr>
   </w:style>
-  <w:style w:customStyle="1" w:styleId="attestation" w:type="paragraph">
-    <w:name w:val="attestation"/>
-    <w:basedOn w:val="Normal"/>
-    <w:pPr>
-      <w:spacing w:after="160" w:before="240"/>
+  <w:style w:customStyle="1" w:styleId="attestation-block" w:type="paragraph">
+    <w:name w:val="attestation-block"/>
+    <w:basedOn w:val="Normal"/>
+    <w:pPr>
+      <w:spacing w:after="160" w:before="240" w:line="288" w:lineRule="auto"/>
       <w:pBdr>
-        <w:top w:color="auto" w:space="6" w:sz="2" w:val="single"/>
+        <w:top w:color="e4dfd7" w:space="6" w:sz="2" w:val="single"/>
         <w:left w:color="bbb6ad" w:space="8" w:sz="18" w:val="single"/>
-        <w:bottom w:color="auto" w:space="6" w:sz="2" w:val="single"/>
+        <w:bottom w:color="e4dfd7" w:space="6" w:sz="2" w:val="single"/>
+        <w:right w:color="e4dfd7" w:space="10" w:sz="2" w:val="single"/>
       </w:pBdr>
       <w:ind w:left="240"/>
       <w:shd w:color="auto" w:fill="e4dfd7" w:val="clear"/>
+      <w:keepLines/>
+      <w:keepNext/>
     </w:pPr>
     <w:rPr>
       <w:rFonts w:ascii="Lora" w:hAnsi="Lora"/>
@@ -2298,12 +2459,16 @@
     <w:name w:val="attestation-gate"/>
     <w:basedOn w:val="Normal"/>
     <w:pPr>
-      <w:spacing w:after="40" w:before="40"/>
+      <w:spacing w:after="40" w:before="40" w:line="288" w:lineRule="auto"/>
       <w:pBdr>
-        <w:top w:color="auto" w:space="6" w:sz="2" w:val="single"/>
-        <w:bottom w:color="auto" w:space="6" w:sz="2" w:val="single"/>
+        <w:top w:color="e4dfd7" w:space="6" w:sz="2" w:val="single"/>
+        <w:left w:color="e4dfd7" w:space="10" w:sz="2" w:val="single"/>
+        <w:bottom w:color="e4dfd7" w:space="6" w:sz="2" w:val="single"/>
+        <w:right w:color="e4dfd7" w:space="10" w:sz="2" w:val="single"/>
       </w:pBdr>
       <w:shd w:color="auto" w:fill="e4dfd7" w:val="clear"/>
+      <w:keepLines/>
+      <w:keepNext/>
     </w:pPr>
     <w:rPr>
       <w:rFonts w:ascii="Source Sans 3" w:hAnsi="Source Sans 3"/>
@@ -2311,18 +2476,43 @@
       <w:sz w:val="22"/>
     </w:rPr>
   </w:style>
+  <w:style w:customStyle="1" w:styleId="review-marker" w:type="paragraph">
+    <w:name w:val="review-marker"/>
+    <w:basedOn w:val="Normal"/>
+    <w:pPr>
+      <w:spacing w:after="160" w:before="160" w:line="288" w:lineRule="auto"/>
+      <w:pBdr>
+        <w:top w:color="faefda" w:space="6" w:sz="2" w:val="single"/>
+        <w:left w:color="735311" w:space="8" w:sz="18" w:val="single"/>
+        <w:bottom w:color="faefda" w:space="6" w:sz="2" w:val="single"/>
+        <w:right w:color="faefda" w:space="10" w:sz="2" w:val="single"/>
+      </w:pBdr>
+      <w:ind w:left="240"/>
+      <w:shd w:color="auto" w:fill="faefda" w:val="clear"/>
+      <w:keepLines/>
+      <w:keepNext/>
+    </w:pPr>
+    <w:rPr>
+      <w:rFonts w:ascii="Source Sans 3" w:hAnsi="Source Sans 3"/>
+      <w:color w:val="25211D"/>
+      <w:sz w:val="22"/>
+    </w:rPr>
+  </w:style>
   <w:style w:customStyle="1" w:styleId="escalation" w:type="paragraph">
     <w:name w:val="escalation"/>
     <w:basedOn w:val="Normal"/>
     <w:pPr>
-      <w:spacing w:after="160" w:before="160"/>
+      <w:spacing w:after="160" w:before="160" w:line="288" w:lineRule="auto"/>
       <w:pBdr>
-        <w:top w:color="auto" w:space="6" w:sz="2" w:val="single"/>
+        <w:top w:color="f8f4ec" w:space="6" w:sz="2" w:val="single"/>
         <w:left w:color="735311" w:space="8" w:sz="18" w:val="single"/>
-        <w:bottom w:color="auto" w:space="6" w:sz="2" w:val="single"/>
+        <w:bottom w:color="f8f4ec" w:space="6" w:sz="2" w:val="single"/>
+        <w:right w:color="f8f4ec" w:space="10" w:sz="2" w:val="single"/>
       </w:pBdr>
       <w:ind w:left="240"/>
       <w:shd w:color="auto" w:fill="f8f4ec" w:val="clear"/>
+      <w:keepLines/>
+      <w:keepNext/>
     </w:pPr>
     <w:rPr>
       <w:rFonts w:ascii="Source Sans 3" w:hAnsi="Source Sans 3"/>
@@ -2334,14 +2524,17 @@
     <w:name w:val="decision-branch"/>
     <w:basedOn w:val="Normal"/>
     <w:pPr>
-      <w:spacing w:after="160" w:before="160"/>
+      <w:spacing w:after="160" w:before="160" w:line="288" w:lineRule="auto"/>
       <w:pBdr>
-        <w:top w:color="auto" w:space="6" w:sz="2" w:val="single"/>
+        <w:top w:color="f8f4ec" w:space="6" w:sz="2" w:val="single"/>
         <w:left w:color="bbb6ad" w:space="8" w:sz="18" w:val="single"/>
-        <w:bottom w:color="auto" w:space="6" w:sz="2" w:val="single"/>
+        <w:bottom w:color="f8f4ec" w:space="6" w:sz="2" w:val="single"/>
+        <w:right w:color="f8f4ec" w:space="10" w:sz="2" w:val="single"/>
       </w:pBdr>
       <w:ind w:left="240"/>
       <w:shd w:color="auto" w:fill="f8f4ec" w:val="clear"/>
+      <w:keepLines/>
+      <w:keepNext/>
     </w:pPr>
     <w:rPr>
       <w:rFonts w:ascii="Source Sans 3" w:hAnsi="Source Sans 3"/>
@@ -2371,6 +2564,24 @@
     <w:rPr>
       <w:rFonts w:ascii="Source Sans 3" w:hAnsi="Source Sans 3"/>
       <w:sz w:val="22"/>
+    </w:rPr>
+  </w:style>
+  <w:style w:customStyle="1" w:styleId="diagram-figure-eyebrow" w:type="character">
+    <w:name w:val="diagram-figure-eyebrow"/>
+    <w:rPr>
+      <w:rFonts w:ascii="Source Code Pro" w:hAnsi="Source Code Pro"/>
+      <w:b/>
+      <w:color w:val="777069"/>
+      <w:sz w:val="18"/>
+      <w:caps w:val="true"/>
+    </w:rPr>
+  </w:style>
+  <w:style w:customStyle="1" w:styleId="diagram-figure-title" w:type="character">
+    <w:name w:val="diagram-figure-title"/>
+    <w:rPr>
+      <w:rFonts w:ascii="Source Sans 3" w:hAnsi="Source Sans 3"/>
+      <w:color w:val="5A544E"/>
+      <w:sz w:val="24"/>
     </w:rPr>
   </w:style>
   <w:style w:customStyle="1" w:styleId="screen-ref" w:type="character">
